--- a/Sprint1 User Stories.docx
+++ b/Sprint1 User Stories.docx
@@ -1440,6 +1440,14 @@
                 <w:szCs w:val="21"/>
               </w:rPr>
             </w:pPr>
+            <w:r>
+              <w:rPr>
+                <w:rFonts w:ascii="Times New Roman" w:hAnsi="Times New Roman" w:cs="Times New Roman"/>
+                <w:sz w:val="21"/>
+                <w:szCs w:val="21"/>
+              </w:rPr>
+              <w:t>1</w:t>
+            </w:r>
           </w:p>
         </w:tc>
       </w:tr>
@@ -1585,6 +1593,14 @@
                 <w:szCs w:val="21"/>
               </w:rPr>
             </w:pPr>
+            <w:r>
+              <w:rPr>
+                <w:rFonts w:ascii="Times New Roman" w:hAnsi="Times New Roman" w:cs="Times New Roman"/>
+                <w:sz w:val="21"/>
+                <w:szCs w:val="21"/>
+              </w:rPr>
+              <w:t>1</w:t>
+            </w:r>
           </w:p>
         </w:tc>
       </w:tr>
@@ -1707,6 +1723,14 @@
                 <w:szCs w:val="21"/>
               </w:rPr>
             </w:pPr>
+            <w:r>
+              <w:rPr>
+                <w:rFonts w:ascii="Times New Roman" w:hAnsi="Times New Roman" w:cs="Times New Roman"/>
+                <w:sz w:val="21"/>
+                <w:szCs w:val="21"/>
+              </w:rPr>
+              <w:t>1</w:t>
+            </w:r>
           </w:p>
         </w:tc>
       </w:tr>
@@ -1812,6 +1836,14 @@
                 <w:szCs w:val="21"/>
               </w:rPr>
             </w:pPr>
+            <w:r>
+              <w:rPr>
+                <w:rFonts w:ascii="Times New Roman" w:hAnsi="Times New Roman" w:cs="Times New Roman"/>
+                <w:sz w:val="21"/>
+                <w:szCs w:val="21"/>
+              </w:rPr>
+              <w:t>3</w:t>
+            </w:r>
           </w:p>
         </w:tc>
       </w:tr>
@@ -1925,6 +1957,14 @@
                 <w:szCs w:val="21"/>
               </w:rPr>
             </w:pPr>
+            <w:r>
+              <w:rPr>
+                <w:rFonts w:ascii="Times New Roman" w:hAnsi="Times New Roman" w:cs="Times New Roman"/>
+                <w:sz w:val="21"/>
+                <w:szCs w:val="21"/>
+              </w:rPr>
+              <w:t>2</w:t>
+            </w:r>
           </w:p>
         </w:tc>
       </w:tr>
@@ -2416,6 +2456,16 @@
                 <w:szCs w:val="21"/>
               </w:rPr>
             </w:pPr>
+            <w:proofErr w:type="spellStart"/>
+            <w:r>
+              <w:rPr>
+                <w:rFonts w:ascii="Times New Roman" w:hAnsi="Times New Roman" w:cs="Times New Roman"/>
+                <w:sz w:val="21"/>
+                <w:szCs w:val="21"/>
+              </w:rPr>
+              <w:t>toDo</w:t>
+            </w:r>
+            <w:proofErr w:type="spellEnd"/>
           </w:p>
         </w:tc>
       </w:tr>
@@ -2574,6 +2624,16 @@
                 <w:szCs w:val="21"/>
               </w:rPr>
             </w:pPr>
+            <w:proofErr w:type="spellStart"/>
+            <w:r>
+              <w:rPr>
+                <w:rFonts w:ascii="Times New Roman" w:hAnsi="Times New Roman" w:cs="Times New Roman"/>
+                <w:sz w:val="21"/>
+                <w:szCs w:val="21"/>
+              </w:rPr>
+              <w:t>toDo</w:t>
+            </w:r>
+            <w:proofErr w:type="spellEnd"/>
           </w:p>
         </w:tc>
       </w:tr>
@@ -2700,6 +2760,16 @@
                 <w:szCs w:val="21"/>
               </w:rPr>
             </w:pPr>
+            <w:proofErr w:type="spellStart"/>
+            <w:r>
+              <w:rPr>
+                <w:rFonts w:ascii="Times New Roman" w:hAnsi="Times New Roman" w:cs="Times New Roman"/>
+                <w:sz w:val="21"/>
+                <w:szCs w:val="21"/>
+              </w:rPr>
+              <w:t>toDo</w:t>
+            </w:r>
+            <w:proofErr w:type="spellEnd"/>
           </w:p>
         </w:tc>
       </w:tr>
@@ -2851,6 +2921,16 @@
                 <w:szCs w:val="21"/>
               </w:rPr>
             </w:pPr>
+            <w:proofErr w:type="spellStart"/>
+            <w:r>
+              <w:rPr>
+                <w:rFonts w:ascii="Times New Roman" w:hAnsi="Times New Roman" w:cs="Times New Roman"/>
+                <w:sz w:val="21"/>
+                <w:szCs w:val="21"/>
+              </w:rPr>
+              <w:t>toDo</w:t>
+            </w:r>
+            <w:proofErr w:type="spellEnd"/>
           </w:p>
         </w:tc>
       </w:tr>
@@ -3162,6 +3242,16 @@
                 <w:szCs w:val="21"/>
               </w:rPr>
             </w:pPr>
+            <w:proofErr w:type="spellStart"/>
+            <w:r>
+              <w:rPr>
+                <w:rFonts w:ascii="Times New Roman" w:hAnsi="Times New Roman" w:cs="Times New Roman"/>
+                <w:sz w:val="21"/>
+                <w:szCs w:val="21"/>
+              </w:rPr>
+              <w:t>toDo</w:t>
+            </w:r>
+            <w:proofErr w:type="spellEnd"/>
           </w:p>
         </w:tc>
       </w:tr>
@@ -3376,6 +3466,16 @@
                 <w:szCs w:val="21"/>
               </w:rPr>
             </w:pPr>
+            <w:proofErr w:type="spellStart"/>
+            <w:r>
+              <w:rPr>
+                <w:rFonts w:ascii="Times New Roman" w:hAnsi="Times New Roman" w:cs="Times New Roman"/>
+                <w:sz w:val="21"/>
+                <w:szCs w:val="21"/>
+              </w:rPr>
+              <w:t>toDo</w:t>
+            </w:r>
+            <w:proofErr w:type="spellEnd"/>
           </w:p>
         </w:tc>
       </w:tr>
@@ -3574,6 +3674,16 @@
                 <w:szCs w:val="21"/>
               </w:rPr>
             </w:pPr>
+            <w:proofErr w:type="spellStart"/>
+            <w:r>
+              <w:rPr>
+                <w:rFonts w:ascii="Times New Roman" w:hAnsi="Times New Roman" w:cs="Times New Roman"/>
+                <w:sz w:val="21"/>
+                <w:szCs w:val="21"/>
+              </w:rPr>
+              <w:t>toDo</w:t>
+            </w:r>
+            <w:proofErr w:type="spellEnd"/>
           </w:p>
         </w:tc>
       </w:tr>
@@ -3771,6 +3881,16 @@
                 <w:szCs w:val="21"/>
               </w:rPr>
             </w:pPr>
+            <w:proofErr w:type="spellStart"/>
+            <w:r>
+              <w:rPr>
+                <w:rFonts w:ascii="Times New Roman" w:hAnsi="Times New Roman" w:cs="Times New Roman"/>
+                <w:sz w:val="21"/>
+                <w:szCs w:val="21"/>
+              </w:rPr>
+              <w:t>toDo</w:t>
+            </w:r>
+            <w:proofErr w:type="spellEnd"/>
           </w:p>
         </w:tc>
       </w:tr>
@@ -3939,6 +4059,16 @@
                 <w:szCs w:val="21"/>
               </w:rPr>
             </w:pPr>
+            <w:proofErr w:type="spellStart"/>
+            <w:r>
+              <w:rPr>
+                <w:rFonts w:ascii="Times New Roman" w:hAnsi="Times New Roman" w:cs="Times New Roman"/>
+                <w:sz w:val="21"/>
+                <w:szCs w:val="21"/>
+              </w:rPr>
+              <w:t>toDo</w:t>
+            </w:r>
+            <w:proofErr w:type="spellEnd"/>
           </w:p>
         </w:tc>
       </w:tr>
@@ -4082,6 +4212,17 @@
                 <w:szCs w:val="21"/>
               </w:rPr>
             </w:pPr>
+            <w:proofErr w:type="spellStart"/>
+            <w:r>
+              <w:rPr>
+                <w:rFonts w:ascii="Times New Roman" w:hAnsi="Times New Roman" w:cs="Times New Roman"/>
+                <w:sz w:val="21"/>
+                <w:szCs w:val="21"/>
+              </w:rPr>
+              <w:lastRenderedPageBreak/>
+              <w:t>toDo</w:t>
+            </w:r>
+            <w:proofErr w:type="spellEnd"/>
           </w:p>
         </w:tc>
       </w:tr>
@@ -4232,6 +4373,16 @@
                 <w:szCs w:val="21"/>
               </w:rPr>
             </w:pPr>
+            <w:proofErr w:type="spellStart"/>
+            <w:r>
+              <w:rPr>
+                <w:rFonts w:ascii="Times New Roman" w:hAnsi="Times New Roman" w:cs="Times New Roman"/>
+                <w:sz w:val="21"/>
+                <w:szCs w:val="21"/>
+              </w:rPr>
+              <w:t>toDo</w:t>
+            </w:r>
+            <w:proofErr w:type="spellEnd"/>
           </w:p>
         </w:tc>
       </w:tr>
@@ -4382,6 +4533,16 @@
                 <w:szCs w:val="21"/>
               </w:rPr>
             </w:pPr>
+            <w:proofErr w:type="spellStart"/>
+            <w:r>
+              <w:rPr>
+                <w:rFonts w:ascii="Times New Roman" w:hAnsi="Times New Roman" w:cs="Times New Roman"/>
+                <w:sz w:val="21"/>
+                <w:szCs w:val="21"/>
+              </w:rPr>
+              <w:t>toDo</w:t>
+            </w:r>
+            <w:proofErr w:type="spellEnd"/>
           </w:p>
         </w:tc>
       </w:tr>
@@ -4582,6 +4743,16 @@
                 <w:szCs w:val="21"/>
               </w:rPr>
             </w:pPr>
+            <w:proofErr w:type="spellStart"/>
+            <w:r>
+              <w:rPr>
+                <w:rFonts w:ascii="Times New Roman" w:hAnsi="Times New Roman" w:cs="Times New Roman"/>
+                <w:sz w:val="21"/>
+                <w:szCs w:val="21"/>
+              </w:rPr>
+              <w:t>toDo</w:t>
+            </w:r>
+            <w:proofErr w:type="spellEnd"/>
           </w:p>
         </w:tc>
       </w:tr>
@@ -4733,6 +4904,16 @@
                 <w:szCs w:val="21"/>
               </w:rPr>
             </w:pPr>
+            <w:proofErr w:type="spellStart"/>
+            <w:r>
+              <w:rPr>
+                <w:rFonts w:ascii="Times New Roman" w:hAnsi="Times New Roman" w:cs="Times New Roman"/>
+                <w:sz w:val="21"/>
+                <w:szCs w:val="21"/>
+              </w:rPr>
+              <w:t>toDo</w:t>
+            </w:r>
+            <w:proofErr w:type="spellEnd"/>
           </w:p>
         </w:tc>
       </w:tr>
@@ -4743,6 +4924,602 @@
           <w:rFonts w:ascii="Times New Roman" w:hAnsi="Times New Roman" w:cs="Times New Roman"/>
         </w:rPr>
       </w:pPr>
+    </w:p>
+    <w:p>
+      <w:pPr>
+        <w:rPr>
+          <w:rFonts w:ascii="Times New Roman" w:hAnsi="Times New Roman" w:cs="Times New Roman"/>
+        </w:rPr>
+      </w:pPr>
+    </w:p>
+    <w:p>
+      <w:pPr>
+        <w:pBdr>
+          <w:bottom w:val="single" w:sz="6" w:space="1" w:color="auto"/>
+        </w:pBdr>
+        <w:rPr>
+          <w:rFonts w:ascii="Times New Roman" w:hAnsi="Times New Roman" w:cs="Times New Roman"/>
+        </w:rPr>
+      </w:pPr>
+      <w:r>
+        <w:rPr>
+          <w:rFonts w:ascii="Times New Roman" w:hAnsi="Times New Roman" w:cs="Times New Roman"/>
+        </w:rPr>
+        <w:t>LLM Generation</w:t>
+      </w:r>
+    </w:p>
+    <w:p>
+      <w:pPr>
+        <w:rPr>
+          <w:rFonts w:ascii="Times New Roman" w:hAnsi="Times New Roman" w:cs="Times New Roman"/>
+        </w:rPr>
+      </w:pPr>
+      <w:r>
+        <w:rPr>
+          <w:rFonts w:ascii="Times New Roman" w:hAnsi="Times New Roman" w:cs="Times New Roman"/>
+        </w:rPr>
+        <w:drawing>
+          <wp:inline distT="0" distB="0" distL="0" distR="0" wp14:anchorId="131EC48B" wp14:editId="78B1868C">
+            <wp:extent cx="6858000" cy="4439285"/>
+            <wp:effectExtent l="0" t="0" r="0" b="0"/>
+            <wp:docPr id="963953848" name="Picture 1"/>
+            <wp:cNvGraphicFramePr>
+              <a:graphicFrameLocks xmlns:a="http://schemas.openxmlformats.org/drawingml/2006/main" noChangeAspect="1"/>
+            </wp:cNvGraphicFramePr>
+            <a:graphic xmlns:a="http://schemas.openxmlformats.org/drawingml/2006/main">
+              <a:graphicData uri="http://schemas.openxmlformats.org/drawingml/2006/picture">
+                <pic:pic xmlns:pic="http://schemas.openxmlformats.org/drawingml/2006/picture">
+                  <pic:nvPicPr>
+                    <pic:cNvPr id="963953848" name=""/>
+                    <pic:cNvPicPr/>
+                  </pic:nvPicPr>
+                  <pic:blipFill>
+                    <a:blip r:embed="rId6"/>
+                    <a:stretch>
+                      <a:fillRect/>
+                    </a:stretch>
+                  </pic:blipFill>
+                  <pic:spPr>
+                    <a:xfrm>
+                      <a:off x="0" y="0"/>
+                      <a:ext cx="6858000" cy="4439285"/>
+                    </a:xfrm>
+                    <a:prstGeom prst="rect">
+                      <a:avLst/>
+                    </a:prstGeom>
+                  </pic:spPr>
+                </pic:pic>
+              </a:graphicData>
+            </a:graphic>
+          </wp:inline>
+        </w:drawing>
+      </w:r>
+    </w:p>
+    <w:p>
+      <w:pPr>
+        <w:rPr>
+          <w:rFonts w:ascii="Times New Roman" w:hAnsi="Times New Roman" w:cs="Times New Roman"/>
+        </w:rPr>
+      </w:pPr>
+      <w:r>
+        <w:rPr>
+          <w:rFonts w:ascii="Times New Roman" w:hAnsi="Times New Roman" w:cs="Times New Roman"/>
+        </w:rPr>
+        <w:lastRenderedPageBreak/>
+        <w:drawing>
+          <wp:inline distT="0" distB="0" distL="0" distR="0" wp14:anchorId="29F48EC0" wp14:editId="4D8CB611">
+            <wp:extent cx="6858000" cy="4644390"/>
+            <wp:effectExtent l="0" t="0" r="0" b="3810"/>
+            <wp:docPr id="842017924" name="Picture 1"/>
+            <wp:cNvGraphicFramePr>
+              <a:graphicFrameLocks xmlns:a="http://schemas.openxmlformats.org/drawingml/2006/main" noChangeAspect="1"/>
+            </wp:cNvGraphicFramePr>
+            <a:graphic xmlns:a="http://schemas.openxmlformats.org/drawingml/2006/main">
+              <a:graphicData uri="http://schemas.openxmlformats.org/drawingml/2006/picture">
+                <pic:pic xmlns:pic="http://schemas.openxmlformats.org/drawingml/2006/picture">
+                  <pic:nvPicPr>
+                    <pic:cNvPr id="842017924" name=""/>
+                    <pic:cNvPicPr/>
+                  </pic:nvPicPr>
+                  <pic:blipFill>
+                    <a:blip r:embed="rId7"/>
+                    <a:stretch>
+                      <a:fillRect/>
+                    </a:stretch>
+                  </pic:blipFill>
+                  <pic:spPr>
+                    <a:xfrm>
+                      <a:off x="0" y="0"/>
+                      <a:ext cx="6858000" cy="4644390"/>
+                    </a:xfrm>
+                    <a:prstGeom prst="rect">
+                      <a:avLst/>
+                    </a:prstGeom>
+                  </pic:spPr>
+                </pic:pic>
+              </a:graphicData>
+            </a:graphic>
+          </wp:inline>
+        </w:drawing>
+      </w:r>
+    </w:p>
+    <w:p>
+      <w:pPr>
+        <w:rPr>
+          <w:rFonts w:ascii="Times New Roman" w:hAnsi="Times New Roman" w:cs="Times New Roman"/>
+        </w:rPr>
+      </w:pPr>
+      <w:r>
+        <w:rPr>
+          <w:rFonts w:ascii="Times New Roman" w:hAnsi="Times New Roman" w:cs="Times New Roman"/>
+        </w:rPr>
+        <w:lastRenderedPageBreak/>
+        <w:drawing>
+          <wp:inline distT="0" distB="0" distL="0" distR="0" wp14:anchorId="275ACDA3" wp14:editId="5C3CD6D1">
+            <wp:extent cx="6858000" cy="4557395"/>
+            <wp:effectExtent l="0" t="0" r="0" b="0"/>
+            <wp:docPr id="1142983222" name="Picture 1"/>
+            <wp:cNvGraphicFramePr>
+              <a:graphicFrameLocks xmlns:a="http://schemas.openxmlformats.org/drawingml/2006/main" noChangeAspect="1"/>
+            </wp:cNvGraphicFramePr>
+            <a:graphic xmlns:a="http://schemas.openxmlformats.org/drawingml/2006/main">
+              <a:graphicData uri="http://schemas.openxmlformats.org/drawingml/2006/picture">
+                <pic:pic xmlns:pic="http://schemas.openxmlformats.org/drawingml/2006/picture">
+                  <pic:nvPicPr>
+                    <pic:cNvPr id="1142983222" name=""/>
+                    <pic:cNvPicPr/>
+                  </pic:nvPicPr>
+                  <pic:blipFill>
+                    <a:blip r:embed="rId8"/>
+                    <a:stretch>
+                      <a:fillRect/>
+                    </a:stretch>
+                  </pic:blipFill>
+                  <pic:spPr>
+                    <a:xfrm>
+                      <a:off x="0" y="0"/>
+                      <a:ext cx="6858000" cy="4557395"/>
+                    </a:xfrm>
+                    <a:prstGeom prst="rect">
+                      <a:avLst/>
+                    </a:prstGeom>
+                  </pic:spPr>
+                </pic:pic>
+              </a:graphicData>
+            </a:graphic>
+          </wp:inline>
+        </w:drawing>
+      </w:r>
+      <w:r>
+        <w:rPr>
+          <w:rFonts w:ascii="Times New Roman" w:hAnsi="Times New Roman" w:cs="Times New Roman"/>
+        </w:rPr>
+        <w:drawing>
+          <wp:inline distT="0" distB="0" distL="0" distR="0" wp14:anchorId="0AAF8ED5" wp14:editId="078D2C8C">
+            <wp:extent cx="6858000" cy="4284345"/>
+            <wp:effectExtent l="0" t="0" r="0" b="1905"/>
+            <wp:docPr id="523966324" name="Picture 1"/>
+            <wp:cNvGraphicFramePr>
+              <a:graphicFrameLocks xmlns:a="http://schemas.openxmlformats.org/drawingml/2006/main" noChangeAspect="1"/>
+            </wp:cNvGraphicFramePr>
+            <a:graphic xmlns:a="http://schemas.openxmlformats.org/drawingml/2006/main">
+              <a:graphicData uri="http://schemas.openxmlformats.org/drawingml/2006/picture">
+                <pic:pic xmlns:pic="http://schemas.openxmlformats.org/drawingml/2006/picture">
+                  <pic:nvPicPr>
+                    <pic:cNvPr id="523966324" name=""/>
+                    <pic:cNvPicPr/>
+                  </pic:nvPicPr>
+                  <pic:blipFill>
+                    <a:blip r:embed="rId9"/>
+                    <a:stretch>
+                      <a:fillRect/>
+                    </a:stretch>
+                  </pic:blipFill>
+                  <pic:spPr>
+                    <a:xfrm>
+                      <a:off x="0" y="0"/>
+                      <a:ext cx="6858000" cy="4284345"/>
+                    </a:xfrm>
+                    <a:prstGeom prst="rect">
+                      <a:avLst/>
+                    </a:prstGeom>
+                  </pic:spPr>
+                </pic:pic>
+              </a:graphicData>
+            </a:graphic>
+          </wp:inline>
+        </w:drawing>
+      </w:r>
+    </w:p>
+    <w:p>
+      <w:pPr>
+        <w:rPr>
+          <w:rFonts w:ascii="Times New Roman" w:hAnsi="Times New Roman" w:cs="Times New Roman"/>
+        </w:rPr>
+      </w:pPr>
+      <w:r>
+        <w:rPr>
+          <w:rFonts w:ascii="Times New Roman" w:hAnsi="Times New Roman" w:cs="Times New Roman"/>
+        </w:rPr>
+        <w:lastRenderedPageBreak/>
+        <w:drawing>
+          <wp:inline distT="0" distB="0" distL="0" distR="0" wp14:anchorId="622DEDB2" wp14:editId="57E5B295">
+            <wp:extent cx="6858000" cy="3512820"/>
+            <wp:effectExtent l="0" t="0" r="0" b="0"/>
+            <wp:docPr id="825947692" name="Picture 1"/>
+            <wp:cNvGraphicFramePr>
+              <a:graphicFrameLocks xmlns:a="http://schemas.openxmlformats.org/drawingml/2006/main" noChangeAspect="1"/>
+            </wp:cNvGraphicFramePr>
+            <a:graphic xmlns:a="http://schemas.openxmlformats.org/drawingml/2006/main">
+              <a:graphicData uri="http://schemas.openxmlformats.org/drawingml/2006/picture">
+                <pic:pic xmlns:pic="http://schemas.openxmlformats.org/drawingml/2006/picture">
+                  <pic:nvPicPr>
+                    <pic:cNvPr id="825947692" name=""/>
+                    <pic:cNvPicPr/>
+                  </pic:nvPicPr>
+                  <pic:blipFill>
+                    <a:blip r:embed="rId10"/>
+                    <a:stretch>
+                      <a:fillRect/>
+                    </a:stretch>
+                  </pic:blipFill>
+                  <pic:spPr>
+                    <a:xfrm>
+                      <a:off x="0" y="0"/>
+                      <a:ext cx="6858000" cy="3512820"/>
+                    </a:xfrm>
+                    <a:prstGeom prst="rect">
+                      <a:avLst/>
+                    </a:prstGeom>
+                  </pic:spPr>
+                </pic:pic>
+              </a:graphicData>
+            </a:graphic>
+          </wp:inline>
+        </w:drawing>
+      </w:r>
+    </w:p>
+    <w:p>
+      <w:pPr>
+        <w:rPr>
+          <w:rFonts w:ascii="Times New Roman" w:hAnsi="Times New Roman" w:cs="Times New Roman"/>
+        </w:rPr>
+      </w:pPr>
+      <w:r>
+        <w:rPr>
+          <w:rFonts w:ascii="Times New Roman" w:hAnsi="Times New Roman" w:cs="Times New Roman"/>
+        </w:rPr>
+        <w:drawing>
+          <wp:inline distT="0" distB="0" distL="0" distR="0" wp14:anchorId="62156828" wp14:editId="1F2A5655">
+            <wp:extent cx="6858000" cy="4679950"/>
+            <wp:effectExtent l="0" t="0" r="0" b="6350"/>
+            <wp:docPr id="1642651837" name="Picture 1"/>
+            <wp:cNvGraphicFramePr>
+              <a:graphicFrameLocks xmlns:a="http://schemas.openxmlformats.org/drawingml/2006/main" noChangeAspect="1"/>
+            </wp:cNvGraphicFramePr>
+            <a:graphic xmlns:a="http://schemas.openxmlformats.org/drawingml/2006/main">
+              <a:graphicData uri="http://schemas.openxmlformats.org/drawingml/2006/picture">
+                <pic:pic xmlns:pic="http://schemas.openxmlformats.org/drawingml/2006/picture">
+                  <pic:nvPicPr>
+                    <pic:cNvPr id="1642651837" name=""/>
+                    <pic:cNvPicPr/>
+                  </pic:nvPicPr>
+                  <pic:blipFill>
+                    <a:blip r:embed="rId11"/>
+                    <a:stretch>
+                      <a:fillRect/>
+                    </a:stretch>
+                  </pic:blipFill>
+                  <pic:spPr>
+                    <a:xfrm>
+                      <a:off x="0" y="0"/>
+                      <a:ext cx="6858000" cy="4679950"/>
+                    </a:xfrm>
+                    <a:prstGeom prst="rect">
+                      <a:avLst/>
+                    </a:prstGeom>
+                  </pic:spPr>
+                </pic:pic>
+              </a:graphicData>
+            </a:graphic>
+          </wp:inline>
+        </w:drawing>
+      </w:r>
+    </w:p>
+    <w:p>
+      <w:pPr>
+        <w:rPr>
+          <w:rFonts w:ascii="Times New Roman" w:hAnsi="Times New Roman" w:cs="Times New Roman"/>
+        </w:rPr>
+      </w:pPr>
+      <w:r>
+        <w:rPr>
+          <w:rFonts w:ascii="Times New Roman" w:hAnsi="Times New Roman" w:cs="Times New Roman"/>
+        </w:rPr>
+        <w:lastRenderedPageBreak/>
+        <w:drawing>
+          <wp:inline distT="0" distB="0" distL="0" distR="0" wp14:anchorId="30A41A8B" wp14:editId="36E22289">
+            <wp:extent cx="6858000" cy="4497705"/>
+            <wp:effectExtent l="0" t="0" r="0" b="0"/>
+            <wp:docPr id="513200475" name="Picture 1"/>
+            <wp:cNvGraphicFramePr>
+              <a:graphicFrameLocks xmlns:a="http://schemas.openxmlformats.org/drawingml/2006/main" noChangeAspect="1"/>
+            </wp:cNvGraphicFramePr>
+            <a:graphic xmlns:a="http://schemas.openxmlformats.org/drawingml/2006/main">
+              <a:graphicData uri="http://schemas.openxmlformats.org/drawingml/2006/picture">
+                <pic:pic xmlns:pic="http://schemas.openxmlformats.org/drawingml/2006/picture">
+                  <pic:nvPicPr>
+                    <pic:cNvPr id="513200475" name=""/>
+                    <pic:cNvPicPr/>
+                  </pic:nvPicPr>
+                  <pic:blipFill>
+                    <a:blip r:embed="rId12"/>
+                    <a:stretch>
+                      <a:fillRect/>
+                    </a:stretch>
+                  </pic:blipFill>
+                  <pic:spPr>
+                    <a:xfrm>
+                      <a:off x="0" y="0"/>
+                      <a:ext cx="6858000" cy="4497705"/>
+                    </a:xfrm>
+                    <a:prstGeom prst="rect">
+                      <a:avLst/>
+                    </a:prstGeom>
+                  </pic:spPr>
+                </pic:pic>
+              </a:graphicData>
+            </a:graphic>
+          </wp:inline>
+        </w:drawing>
+      </w:r>
+    </w:p>
+    <w:p>
+      <w:pPr>
+        <w:rPr>
+          <w:rFonts w:ascii="Times New Roman" w:hAnsi="Times New Roman" w:cs="Times New Roman"/>
+        </w:rPr>
+      </w:pPr>
+      <w:r>
+        <w:rPr>
+          <w:rFonts w:ascii="Times New Roman" w:hAnsi="Times New Roman" w:cs="Times New Roman"/>
+        </w:rPr>
+        <w:drawing>
+          <wp:inline distT="0" distB="0" distL="0" distR="0" wp14:anchorId="3885AD06" wp14:editId="0B544AE8">
+            <wp:extent cx="6858000" cy="2674620"/>
+            <wp:effectExtent l="0" t="0" r="0" b="0"/>
+            <wp:docPr id="328212836" name="Picture 1"/>
+            <wp:cNvGraphicFramePr>
+              <a:graphicFrameLocks xmlns:a="http://schemas.openxmlformats.org/drawingml/2006/main" noChangeAspect="1"/>
+            </wp:cNvGraphicFramePr>
+            <a:graphic xmlns:a="http://schemas.openxmlformats.org/drawingml/2006/main">
+              <a:graphicData uri="http://schemas.openxmlformats.org/drawingml/2006/picture">
+                <pic:pic xmlns:pic="http://schemas.openxmlformats.org/drawingml/2006/picture">
+                  <pic:nvPicPr>
+                    <pic:cNvPr id="328212836" name=""/>
+                    <pic:cNvPicPr/>
+                  </pic:nvPicPr>
+                  <pic:blipFill>
+                    <a:blip r:embed="rId13"/>
+                    <a:stretch>
+                      <a:fillRect/>
+                    </a:stretch>
+                  </pic:blipFill>
+                  <pic:spPr>
+                    <a:xfrm>
+                      <a:off x="0" y="0"/>
+                      <a:ext cx="6858000" cy="2674620"/>
+                    </a:xfrm>
+                    <a:prstGeom prst="rect">
+                      <a:avLst/>
+                    </a:prstGeom>
+                  </pic:spPr>
+                </pic:pic>
+              </a:graphicData>
+            </a:graphic>
+          </wp:inline>
+        </w:drawing>
+      </w:r>
+    </w:p>
+    <w:p>
+      <w:pPr>
+        <w:pBdr>
+          <w:bottom w:val="single" w:sz="6" w:space="1" w:color="auto"/>
+        </w:pBdr>
+        <w:rPr>
+          <w:rFonts w:ascii="Times New Roman" w:hAnsi="Times New Roman" w:cs="Times New Roman"/>
+        </w:rPr>
+      </w:pPr>
+    </w:p>
+    <w:p>
+      <w:pPr>
+        <w:rPr>
+          <w:rFonts w:ascii="Times New Roman" w:hAnsi="Times New Roman" w:cs="Times New Roman"/>
+        </w:rPr>
+      </w:pPr>
+    </w:p>
+    <w:p>
+      <w:pPr>
+        <w:rPr>
+          <w:rFonts w:ascii="Times New Roman" w:hAnsi="Times New Roman" w:cs="Times New Roman"/>
+        </w:rPr>
+      </w:pPr>
+      <w:r>
+        <w:rPr>
+          <w:rFonts w:ascii="Times New Roman" w:hAnsi="Times New Roman" w:cs="Times New Roman"/>
+        </w:rPr>
+        <w:t xml:space="preserve">The user stories and acceptance criteria generated by </w:t>
+      </w:r>
+      <w:proofErr w:type="gramStart"/>
+      <w:r>
+        <w:rPr>
+          <w:rFonts w:ascii="Times New Roman" w:hAnsi="Times New Roman" w:cs="Times New Roman"/>
+        </w:rPr>
+        <w:t>the LLM</w:t>
+      </w:r>
+      <w:proofErr w:type="gramEnd"/>
+      <w:r>
+        <w:rPr>
+          <w:rFonts w:ascii="Times New Roman" w:hAnsi="Times New Roman" w:cs="Times New Roman"/>
+        </w:rPr>
+        <w:t xml:space="preserve"> were generally accurate</w:t>
+      </w:r>
+      <w:r>
+        <w:rPr>
+          <w:rFonts w:ascii="Times New Roman" w:hAnsi="Times New Roman" w:cs="Times New Roman"/>
+        </w:rPr>
+        <w:t>.</w:t>
+      </w:r>
+    </w:p>
+    <w:p>
+      <w:pPr>
+        <w:rPr>
+          <w:rFonts w:ascii="Times New Roman" w:hAnsi="Times New Roman" w:cs="Times New Roman"/>
+        </w:rPr>
+      </w:pPr>
+    </w:p>
+    <w:p>
+      <w:pPr>
+        <w:rPr>
+          <w:rFonts w:ascii="Times New Roman" w:hAnsi="Times New Roman" w:cs="Times New Roman"/>
+        </w:rPr>
+      </w:pPr>
+      <w:r>
+        <w:rPr>
+          <w:rFonts w:ascii="Times New Roman" w:hAnsi="Times New Roman" w:cs="Times New Roman"/>
+        </w:rPr>
+        <w:t xml:space="preserve">For the </w:t>
+      </w:r>
+      <w:r>
+        <w:rPr>
+          <w:rFonts w:ascii="Times New Roman" w:hAnsi="Times New Roman" w:cs="Times New Roman"/>
+        </w:rPr>
+        <w:t>“</w:t>
+      </w:r>
+      <w:r>
+        <w:rPr>
+          <w:rFonts w:ascii="Times New Roman" w:hAnsi="Times New Roman" w:cs="Times New Roman"/>
+          <w:sz w:val="21"/>
+          <w:szCs w:val="21"/>
+        </w:rPr>
+        <w:t>Choose a board size</w:t>
+      </w:r>
+      <w:r>
+        <w:rPr>
+          <w:rFonts w:ascii="Times New Roman" w:hAnsi="Times New Roman" w:cs="Times New Roman"/>
+          <w:sz w:val="21"/>
+          <w:szCs w:val="21"/>
+        </w:rPr>
+        <w:t>”</w:t>
+      </w:r>
+      <w:r>
+        <w:rPr>
+          <w:rFonts w:ascii="Times New Roman" w:hAnsi="Times New Roman" w:cs="Times New Roman"/>
+        </w:rPr>
+        <w:t xml:space="preserve"> user story, </w:t>
+      </w:r>
+      <w:r>
+        <w:rPr>
+          <w:rFonts w:ascii="Times New Roman" w:hAnsi="Times New Roman" w:cs="Times New Roman"/>
+        </w:rPr>
+        <w:t>small adjust</w:t>
+      </w:r>
+      <w:r>
+        <w:rPr>
+          <w:rFonts w:ascii="Times New Roman" w:hAnsi="Times New Roman" w:cs="Times New Roman"/>
+        </w:rPr>
+        <w:t xml:space="preserve">ments were made </w:t>
+      </w:r>
+      <w:r>
+        <w:rPr>
+          <w:rFonts w:ascii="Times New Roman" w:hAnsi="Times New Roman" w:cs="Times New Roman"/>
+        </w:rPr>
+        <w:t>to</w:t>
+      </w:r>
+      <w:r>
+        <w:rPr>
+          <w:rFonts w:ascii="Times New Roman" w:hAnsi="Times New Roman" w:cs="Times New Roman"/>
+        </w:rPr>
+        <w:t xml:space="preserve"> the acceptance criteria</w:t>
+      </w:r>
+      <w:r>
+        <w:rPr>
+          <w:rFonts w:ascii="Times New Roman" w:hAnsi="Times New Roman" w:cs="Times New Roman"/>
+        </w:rPr>
+        <w:t xml:space="preserve"> </w:t>
+      </w:r>
+      <w:r>
+        <w:rPr>
+          <w:rFonts w:ascii="Times New Roman" w:hAnsi="Times New Roman" w:cs="Times New Roman"/>
+        </w:rPr>
+        <w:t xml:space="preserve">to allow for </w:t>
+      </w:r>
+      <w:r>
+        <w:rPr>
+          <w:rFonts w:ascii="Times New Roman" w:hAnsi="Times New Roman" w:cs="Times New Roman"/>
+        </w:rPr>
+        <w:t xml:space="preserve">board regeneration on an untouched board. </w:t>
+      </w:r>
+      <w:r>
+        <w:rPr>
+          <w:rFonts w:ascii="Times New Roman" w:hAnsi="Times New Roman" w:cs="Times New Roman"/>
+        </w:rPr>
+        <w:t>Acceptance criteria for an invalid size selection also had to be added.</w:t>
+      </w:r>
+    </w:p>
+    <w:p>
+      <w:pPr>
+        <w:rPr>
+          <w:rFonts w:ascii="Times New Roman" w:hAnsi="Times New Roman" w:cs="Times New Roman"/>
+        </w:rPr>
+      </w:pPr>
+    </w:p>
+    <w:p>
+      <w:pPr>
+        <w:rPr>
+          <w:rFonts w:ascii="Times New Roman" w:hAnsi="Times New Roman" w:cs="Times New Roman"/>
+        </w:rPr>
+      </w:pPr>
+      <w:r>
+        <w:rPr>
+          <w:rFonts w:ascii="Times New Roman" w:hAnsi="Times New Roman" w:cs="Times New Roman"/>
+        </w:rPr>
+        <w:t xml:space="preserve">For the </w:t>
+      </w:r>
+      <w:r>
+        <w:rPr>
+          <w:rFonts w:ascii="Times New Roman" w:hAnsi="Times New Roman" w:cs="Times New Roman"/>
+        </w:rPr>
+        <w:t>“</w:t>
+      </w:r>
+      <w:r>
+        <w:rPr>
+          <w:rFonts w:ascii="Times New Roman" w:hAnsi="Times New Roman" w:cs="Times New Roman"/>
+          <w:sz w:val="21"/>
+          <w:szCs w:val="21"/>
+        </w:rPr>
+        <w:t>Make a move in a game</w:t>
+      </w:r>
+      <w:r>
+        <w:rPr>
+          <w:rFonts w:ascii="Times New Roman" w:hAnsi="Times New Roman" w:cs="Times New Roman"/>
+          <w:sz w:val="21"/>
+          <w:szCs w:val="21"/>
+        </w:rPr>
+        <w:t>”</w:t>
+      </w:r>
+      <w:r>
+        <w:rPr>
+          <w:rFonts w:ascii="Times New Roman" w:hAnsi="Times New Roman" w:cs="Times New Roman"/>
+        </w:rPr>
+        <w:t xml:space="preserve"> user story, one acceptance criterion was generated that </w:t>
+      </w:r>
+      <w:r>
+        <w:rPr>
+          <w:rFonts w:ascii="Times New Roman" w:hAnsi="Times New Roman" w:cs="Times New Roman"/>
+        </w:rPr>
+        <w:t>was more accurate as a criterion for the “A game is over” user story.</w:t>
+      </w:r>
     </w:p>
     <w:sectPr>
       <w:pgSz w:w="12240" w:h="15840"/>
